--- a/sba_application/11_lender_credit_memo/Lender_Credit_Memo_EXEC_SUMMARY.docx
+++ b/sba_application/11_lender_credit_memo/Lender_Credit_Memo_EXEC_SUMMARY.docx
@@ -110,7 +110,7 @@
               <w:rPr>
                 <w:sz w:val="19"/>
               </w:rPr>
-              <w:t>Tyler Hospice Hold LLC (Wyoming) - EIN 41-4966640</w:t>
+              <w:t>Tyler Hospice Hold LLC (newco) - EIN 41-4966640</w:t>
             </w:r>
           </w:p>
         </w:tc>
@@ -170,7 +170,7 @@
               <w:rPr>
                 <w:sz w:val="19"/>
               </w:rPr>
-              <w:t>Complete change of ownership (CHOW) - purchase of 100% membership interests of Hickory</w:t>
+              <w:t>Startup change of ownership (CHOW) - purchase of 100% membership interests of Hickory</w:t>
             </w:r>
           </w:p>
         </w:tc>
@@ -230,7 +230,7 @@
               <w:rPr>
                 <w:sz w:val="19"/>
               </w:rPr>
-              <w:t>$1,050,000</w:t>
+              <w:t>$750,000</w:t>
             </w:r>
           </w:p>
         </w:tc>
@@ -260,7 +260,7 @@
               <w:rPr>
                 <w:sz w:val="19"/>
               </w:rPr>
-              <w:t>Working capital ($672K) + startup ($63K) + equipment ($15K); seller-financed acquisition ($300K)</w:t>
+              <w:t>Acquisition paid at close ($300K) + working capital ($372K) + startup ($63K) + equipment ($15K)</w:t>
             </w:r>
           </w:p>
         </w:tc>
@@ -290,7 +290,7 @@
               <w:rPr>
                 <w:sz w:val="19"/>
               </w:rPr>
-              <w:t>$250,000 cash (23.8% of project) - 2.4x the 10% SOP 50 10 8 floor</w:t>
+              <w:t>$250,000 cash (33.3% of project) - 3.3x the 10% SOP 50 10 8 floor; above the ~30% startup norm</w:t>
             </w:r>
           </w:p>
         </w:tc>
@@ -336,7 +336,7 @@
               <w:rPr>
                 <w:sz w:val="19"/>
               </w:rPr>
-              <w:t>Year-1 combined DSCR</w:t>
+              <w:t>DSCR (SBA-only debt)</w:t>
             </w:r>
           </w:p>
         </w:tc>
@@ -350,7 +350,7 @@
               <w:rPr>
                 <w:sz w:val="19"/>
               </w:rPr>
-              <w:t>1.56x | Y2 3.50x | Y3 5.20x | Global 3.42x (floor 1.25x)</w:t>
+              <w:t>Y1 3.59x | Y2 8.06x | Y3 11.94x | Global 7.86x (floor 1.25x)</w:t>
             </w:r>
           </w:p>
         </w:tc>
@@ -413,7 +413,7 @@
           <w:i w:val="0"/>
           <w:sz w:val="21"/>
         </w:rPr>
-        <w:t>5. Coverage and headroom. Year-1 combined DSCR of 1.56x clears the SBA floor with cushion; coverage springs further after Year 3 when the $300K seller note retires. Break-even is ~16 ADC vs. opening 22 ADC, so the deal is profitable on the validated opening census alone.</w:t>
+        <w:t>5. Coverage and headroom. Because the seller is paid in full at close (no retained note), the SBA loan is the only debt and Year-1 DSCR is ~3.59x, rising to 8.06x and 11.94x (global 7.86x). Break-even is ~16 ADC vs. opening 22 ADC, so the deal is profitable on the validated opening census alone.</w:t>
       </w:r>
     </w:p>
     <w:p>
@@ -433,7 +433,7 @@
           <w:i w:val="0"/>
           <w:sz w:val="21"/>
         </w:rPr>
-        <w:t>$250,000 cash (23.8% of project) contributed by James Bullard as a capital contribution for a direct, fully funded 19.9% passive minority interest. Under 20%, no PFS or guaranty required; the lender verifies only the source of funds per the SOP. Tranche 1 of $100,000 was wired May 7, 2026 into the borrower's Mercury (Column N.A.) account ****1275 and remains on deposit. Tranches 2 and 3 ($150,000 total) are scheduled for June and July 2026. The $300,000 Hickory seller note (36 mo, 6%, amortizing) is acquisition debt within combined DSCR - not on standby, not equity. Detailed compliance write-up in Equity_Injection_and_SBA_Structure_MEMO.</w:t>
+        <w:t>$250,000 cash (33.3% of the $750,000 project) contributed by James Bullard as a capital contribution for a direct, fully funded 19.9% passive minority interest. Under 20%, no PFS or guaranty required; the lender verifies only the source of funds per the SOP. Tranche 1 of $100,000 was wired May 7, 2026 into the borrower's Mercury (Column N.A.) account ****1275 and remains on deposit; the balance follows on a committed schedule. The $300,000 acquisition price is paid in full at close from SBA proceeds and the injection - no retained seller note. Detailed compliance write-up in Equity_Injection_and_SBA_Structure_MEMO.</w:t>
       </w:r>
     </w:p>
     <w:p>
@@ -604,7 +604,7 @@
               <w:rPr>
                 <w:sz w:val="19"/>
               </w:rPr>
-              <w:t>Tranche 1 in account; tranches 2-3 committed; lender can sequence SBA disbursement after final tranche or use a holdback</w:t>
+              <w:t>Tranche 1 in account; balance committed; lender can sequence SBA disbursement after the full injection is on deposit</w:t>
             </w:r>
           </w:p>
         </w:tc>
@@ -637,7 +637,7 @@
           <w:i w:val="0"/>
           <w:sz w:val="21"/>
         </w:rPr>
-        <w:t xml:space="preserve">  - Receipt and on-deposit evidence for tranches 2 and 3; final $250K balance confirmation pre-disbursement</w:t>
+        <w:t xml:space="preserve">  - Receipt and on-deposit evidence for the remaining tranches; full $250K balance confirmation pre-disbursement</w:t>
       </w:r>
     </w:p>
     <w:p>
@@ -647,7 +647,7 @@
           <w:i w:val="0"/>
           <w:sz w:val="21"/>
         </w:rPr>
-        <w:t xml:space="preserve">  - Executed Hickory CHOW purchase agreement and seller note ($300K, 36 mo, 6%) with security documents</w:t>
+        <w:t xml:space="preserve">  - Executed Hickory CHOW purchase agreement (MIPA) and wire confirmation of the $300K seller payoff at close</w:t>
       </w:r>
     </w:p>
     <w:p>
@@ -677,7 +677,7 @@
           <w:i w:val="0"/>
           <w:sz w:val="21"/>
         </w:rPr>
-        <w:t xml:space="preserve">  - Refreshed Business Plan financial sections to match the operating model (Rev 5.00)</w:t>
+        <w:t xml:space="preserve">  - Business Plan / sources-and-uses reflecting the seller-paid-at-close structure (Rev 5.00)</w:t>
       </w:r>
     </w:p>
     <w:p>

--- a/sba_application/11_lender_credit_memo/Lender_Credit_Memo_EXEC_SUMMARY.docx
+++ b/sba_application/11_lender_credit_memo/Lender_Credit_Memo_EXEC_SUMMARY.docx
@@ -200,7 +200,7 @@
               <w:rPr>
                 <w:sz w:val="19"/>
               </w:rPr>
-              <w:t>$500,000 SBA 7(a)</w:t>
+              <w:t>$555,000 SBA 7(a)</w:t>
             </w:r>
           </w:p>
         </w:tc>
@@ -290,7 +290,7 @@
               <w:rPr>
                 <w:sz w:val="19"/>
               </w:rPr>
-              <w:t>$250,000 cash (33.3% of project) - 3.3x the 10% SOP 50 10 8 floor; above the ~30% startup norm</w:t>
+              <w:t>$195,000 cash (26.0% of project) - 2.6x the 10% SOP 50 10 8 floor (below the ~30% some startup lenders prefer)</w:t>
             </w:r>
           </w:p>
         </w:tc>
@@ -350,7 +350,7 @@
               <w:rPr>
                 <w:sz w:val="19"/>
               </w:rPr>
-              <w:t>Y1 3.59x | Y2 8.06x | Y3 11.94x | Global 7.86x (floor 1.25x)</w:t>
+              <w:t>Y1 3.23x | Y2 7.26x | Y3 10.76x | Global 7.08x (floor 1.25x)</w:t>
             </w:r>
           </w:p>
         </w:tc>
@@ -413,7 +413,7 @@
           <w:i w:val="0"/>
           <w:sz w:val="21"/>
         </w:rPr>
-        <w:t>5. Coverage and headroom. Because the seller is paid in full at close (no retained note), the SBA loan is the only debt and Year-1 DSCR is ~3.59x, rising to 8.06x and 11.94x (global 7.86x). Break-even is ~16 ADC vs. opening 22 ADC, so the deal is profitable on the validated opening census alone.</w:t>
+        <w:t>5. Coverage and headroom. Because the seller is paid in full at close (no retained note), the SBA loan is the only debt and Year-1 DSCR is ~3.23x, rising to 7.26x and 10.76x (global 7.08x). Break-even is ~16 ADC vs. opening 22 ADC, so the deal is profitable on the validated opening census alone.</w:t>
       </w:r>
     </w:p>
     <w:p>
@@ -433,7 +433,7 @@
           <w:i w:val="0"/>
           <w:sz w:val="21"/>
         </w:rPr>
-        <w:t>$250,000 cash (33.3% of the $750,000 project) contributed by James Bullard as a capital contribution for a direct, fully funded 19.9% passive minority interest. Under 20%, no PFS or guaranty required; the lender verifies only the source of funds per the SOP. Tranche 1 of $100,000 was wired May 7, 2026 into the borrower's Mercury (Column N.A.) account ****1275 and remains on deposit; the balance follows on a committed schedule. The $300,000 acquisition price is paid in full at close from SBA proceeds and the injection - no retained seller note. Detailed compliance write-up in Equity_Injection_and_SBA_Structure_MEMO.</w:t>
+        <w:t>$195,000 cash (26.0% of the $750,000 project) contributed by James Bullard as a capital contribution for a direct, fully funded 19.5% passive minority interest. Under 20%, no PFS or guaranty required; the lender verifies only the source of funds per the SOP. Tranche 1 of $100,000 was wired May 7, 2026 into the borrower's Mercury (Column N.A.) account ****1275 and remains on deposit; the balance follows on a committed schedule. The $300,000 acquisition price is paid in full at close from SBA proceeds and the injection - no retained seller note. Detailed compliance write-up in Equity_Injection_and_SBA_Structure_MEMO.</w:t>
       </w:r>
     </w:p>
     <w:p>
@@ -637,7 +637,7 @@
           <w:i w:val="0"/>
           <w:sz w:val="21"/>
         </w:rPr>
-        <w:t xml:space="preserve">  - Receipt and on-deposit evidence for the remaining tranches; full $250K balance confirmation pre-disbursement</w:t>
+        <w:t xml:space="preserve">  - Receipt and on-deposit evidence for the remaining tranches; full $195K balance confirmation pre-disbursement</w:t>
       </w:r>
     </w:p>
     <w:p>

--- a/sba_application/11_lender_credit_memo/Lender_Credit_Memo_EXEC_SUMMARY.docx
+++ b/sba_application/11_lender_credit_memo/Lender_Credit_Memo_EXEC_SUMMARY.docx
@@ -20,7 +20,7 @@
           <w:color w:val="606060"/>
           <w:sz w:val="18"/>
         </w:rPr>
-        <w:t>SBA 7(a) Application - Tyler Hospice Hold LLC (dba Azalea Hospice &amp; Palliative Care)</w:t>
+        <w:t>SBA 7(a) Application - Tyler Hospice Hold, LLC (dba Azalea Hospice &amp; Palliative Care)</w:t>
       </w:r>
     </w:p>
     <w:p>
@@ -110,7 +110,7 @@
               <w:rPr>
                 <w:sz w:val="19"/>
               </w:rPr>
-              <w:t>Tyler Hospice Hold LLC (newco) - EIN 41-4966640</w:t>
+              <w:t>Tyler Hospice Hold, LLC (newco) - EIN 41-4966640</w:t>
             </w:r>
           </w:p>
         </w:tc>
@@ -697,7 +697,7 @@
           <w:color w:val="606060"/>
           <w:sz w:val="16"/>
         </w:rPr>
-        <w:t>Prepared for the SBA 7(a) loan application of Tyler Hospice Hold LLC (dba Azalea Hospice &amp; Palliative Care). Confidential.</w:t>
+        <w:t>Prepared for the SBA 7(a) loan application of Tyler Hospice Hold, LLC (dba Azalea Hospice &amp; Palliative Care). Confidential.</w:t>
       </w:r>
     </w:p>
     <w:sectPr>

--- a/sba_application/11_lender_credit_memo/Lender_Credit_Memo_EXEC_SUMMARY.docx
+++ b/sba_application/11_lender_credit_memo/Lender_Credit_Memo_EXEC_SUMMARY.docx
@@ -186,7 +186,7 @@
               <w:rPr>
                 <w:sz w:val="19"/>
               </w:rPr>
-              <w:t>Loan request</w:t>
+              <w:t>SBA loan request</w:t>
             </w:r>
           </w:p>
         </w:tc>
@@ -200,7 +200,37 @@
               <w:rPr>
                 <w:sz w:val="19"/>
               </w:rPr>
-              <w:t>$555,000 SBA 7(a)</w:t>
+              <w:t>$450,000 SBA 7(a) (47.6% of sources) - 15-yr, ~10.5%; funds startup + working capital</w:t>
+            </w:r>
+          </w:p>
+        </w:tc>
+      </w:tr>
+      <w:tr>
+        <w:tc>
+          <w:tcPr>
+            <w:tcW w:type="dxa" w:w="2736"/>
+          </w:tcPr>
+          <w:p>
+            <w:r/>
+            <w:r>
+              <w:rPr>
+                <w:sz w:val="19"/>
+              </w:rPr>
+              <w:t>Bank acquisition loan</w:t>
+            </w:r>
+          </w:p>
+        </w:tc>
+        <w:tc>
+          <w:tcPr>
+            <w:tcW w:type="dxa" w:w="6624"/>
+          </w:tcPr>
+          <w:p>
+            <w:r/>
+            <w:r>
+              <w:rPr>
+                <w:sz w:val="19"/>
+              </w:rPr>
+              <w:t>$300,000 at 6%, 3-yr amort. - funds the Hickory purchase; J. Bullard PG; subordinate to SBA (piggyback)</w:t>
             </w:r>
           </w:p>
         </w:tc>
@@ -230,7 +260,7 @@
               <w:rPr>
                 <w:sz w:val="19"/>
               </w:rPr>
-              <w:t>$750,000</w:t>
+              <w:t>$945,000 (SBA $450K + bank $300K + equity $195K)</w:t>
             </w:r>
           </w:p>
         </w:tc>
@@ -260,7 +290,7 @@
               <w:rPr>
                 <w:sz w:val="19"/>
               </w:rPr>
-              <w:t>Acquisition paid at close ($300K) + working capital ($372K) + startup ($63K) + equipment ($15K)</w:t>
+              <w:t>Hickory acquisition ($300K, bank loan) + working-capital reserve ($567K) + startup ($63K) + equipment ($15K)</w:t>
             </w:r>
           </w:p>
         </w:tc>
@@ -290,7 +320,7 @@
               <w:rPr>
                 <w:sz w:val="19"/>
               </w:rPr>
-              <w:t>$195,000 cash (26.0% of project) - 2.6x the 10% SOP 50 10 8 floor (below the ~30% some startup lenders prefer)</w:t>
+              <w:t>$195,000 cash (20.6% of project; $180K SBA equity injection + $15K working capital) - above the 10% SOP 50 10 8 floor</w:t>
             </w:r>
           </w:p>
         </w:tc>
@@ -306,7 +336,7 @@
               <w:rPr>
                 <w:sz w:val="19"/>
               </w:rPr>
-              <w:t>Primary guarantor</w:t>
+              <w:t>SBA loan guarantors</w:t>
             </w:r>
           </w:p>
         </w:tc>
@@ -320,7 +350,7 @@
               <w:rPr>
                 <w:sz w:val="19"/>
               </w:rPr>
-              <w:t>Geoff Schackmann (sole 20%+ owner via Adeline &amp; Lilah, LLC; 39.9%)</w:t>
+              <w:t>Geoff Schackmann (PG); Adeline &amp; Lilah, LLC (39.9% entity guaranty); Hickory Hospice LLC (corporate guaranty + lien)</w:t>
             </w:r>
           </w:p>
         </w:tc>
@@ -336,7 +366,7 @@
               <w:rPr>
                 <w:sz w:val="19"/>
               </w:rPr>
-              <w:t>DSCR (SBA-only debt)</w:t>
+              <w:t>DSCR (combined SBA + bank debt)</w:t>
             </w:r>
           </w:p>
         </w:tc>
@@ -350,7 +380,7 @@
               <w:rPr>
                 <w:sz w:val="19"/>
               </w:rPr>
-              <w:t>Y1 3.23x | Y2 7.26x | Y3 10.76x | Global 7.08x (floor 1.25x)</w:t>
+              <w:t>Y1 1.79x | Y2 4.02x | Y3 5.95x | Global 3.92x (floor 1.25x)</w:t>
             </w:r>
           </w:p>
         </w:tc>
@@ -413,7 +443,7 @@
           <w:i w:val="0"/>
           <w:sz w:val="21"/>
         </w:rPr>
-        <w:t>5. Coverage and headroom. Because the seller is paid in full at close (no retained note), the SBA loan is the only debt and Year-1 DSCR is ~3.23x, rising to 7.26x and 10.76x (global 7.08x). Break-even is ~16 ADC vs. opening 22 ADC, so the deal is profitable on the validated opening census alone.</w:t>
+        <w:t>5. Coverage and headroom. Combined debt service (SBA $59,692 + subordinate bank acquisition loan $109,519 = $169,211/yr in Years 1-3) is covered at 1.79x in Year 1, rising to 4.02x and 5.95x (global 3.92x). After Year 3 the front-loaded bank loan is fully amortized and only the SBA loan remains (~$59,692/yr), so coverage steps up sharply. Break-even is ~16 ADC vs. opening 22 ADC, so the deal is profitable on the validated opening census alone.</w:t>
       </w:r>
     </w:p>
     <w:p>
@@ -433,7 +463,7 @@
           <w:i w:val="0"/>
           <w:sz w:val="21"/>
         </w:rPr>
-        <w:t>$195,000 cash (26.0% of the $750,000 project) contributed by James Bullard as a capital contribution for a direct, fully funded 19.5% passive minority interest. Under 20%, no PFS or guaranty required; the lender verifies only the source of funds per the SOP. Tranche 1 of $100,000 was wired May 7, 2026 into the borrower's Mercury (Column N.A.) account ****1275 and remains on deposit; the balance follows on a committed schedule. The $300,000 acquisition price is paid in full at close from SBA proceeds and the injection - no retained seller note. Detailed compliance write-up in Equity_Injection_and_SBA_Structure_MEMO.</w:t>
+        <w:t>$195,000 cash (20.6% of the $945,000 project; $180,000 designated as the SBA equity injection and $15,000 additional working capital) contributed by James Bullard as a capital contribution for a direct, fully funded 19.5% passive minority interest. Under 20%, no PFS or SBA guaranty required of him; the lender verifies only the source of funds per the SOP. Tranche 1 of $100,000 was wired May 7, 2026 into the borrower's Mercury (Column N.A.) account ****1275 and remains on deposit; the balance follows on a committed schedule. The $300,000 Hickory acquisition is financed separately by a 3-year bank term loan (6%) that Bullard personally guarantees and that is subordinate to the SBA loan. Detailed compliance write-up in Equity_Injection_and_SBA_Structure_MEMO.</w:t>
       </w:r>
     </w:p>
     <w:p>
@@ -500,7 +530,7 @@
               <w:rPr>
                 <w:sz w:val="19"/>
               </w:rPr>
-              <w:t>Census ramp slower than plan</w:t>
+              <w:t>Census ramp slower than plan (tighter in ramp years due to the front-loaded 3-yr bank loan)</w:t>
             </w:r>
           </w:p>
         </w:tc>
@@ -514,7 +544,7 @@
               <w:rPr>
                 <w:sz w:val="19"/>
               </w:rPr>
-              <w:t>Break-even ~16 ADC; opening census ~22; BD pipeline validated; sensitivity (separate memo) shows DSCR holds through -20% Y1 revenue</w:t>
+              <w:t>Break-even ~16 ADC; opening census ~22; BD pipeline validated; $567K reserve keeps the LOC undrawn and min cash ~$445K; bank loan retires after Year 3, lifting coverage</w:t>
             </w:r>
           </w:p>
         </w:tc>
@@ -647,7 +677,37 @@
           <w:i w:val="0"/>
           <w:sz w:val="21"/>
         </w:rPr>
-        <w:t xml:space="preserve">  - Executed Hickory CHOW purchase agreement (MIPA) and wire confirmation of the $300K seller payoff at close</w:t>
+        <w:t xml:space="preserve">  - Executed Hickory CHOW purchase agreement (MIPA), amended so the Buyer is 'Tyler Hospice Hold, LLC, a Wyoming limited liability company'</w:t>
+      </w:r>
+    </w:p>
+    <w:p>
+      <w:r>
+        <w:rPr>
+          <w:b w:val="0"/>
+          <w:i w:val="0"/>
+          <w:sz w:val="21"/>
+        </w:rPr>
+        <w:t xml:space="preserve">  - Bank acquisition-loan documents + intercreditor / subordination agreement subordinating the bank loan to the SBA 7(a) loan (SBA-lender approval of the piggyback financing); Bullard's PG of the bank loan</w:t>
+      </w:r>
+    </w:p>
+    <w:p>
+      <w:r>
+        <w:rPr>
+          <w:b w:val="0"/>
+          <w:i w:val="0"/>
+          <w:sz w:val="21"/>
+        </w:rPr>
+        <w:t xml:space="preserve">  - Wire confirmation of the $300K Hickory acquisition (funded by the bank acquisition loan)</w:t>
+      </w:r>
+    </w:p>
+    <w:p>
+      <w:r>
+        <w:rPr>
+          <w:b w:val="0"/>
+          <w:i w:val="0"/>
+          <w:sz w:val="21"/>
+        </w:rPr>
+        <w:t xml:space="preserve">  - Corporate guaranty of Hickory Hospice LLC + lien on its assets/receivables; entity guaranty of Adeline &amp; Lilah, LLC</w:t>
       </w:r>
     </w:p>
     <w:p>
@@ -677,7 +737,7 @@
           <w:i w:val="0"/>
           <w:sz w:val="21"/>
         </w:rPr>
-        <w:t xml:space="preserve">  - Business Plan / sources-and-uses reflecting the seller-paid-at-close structure (Rev 5.00)</w:t>
+        <w:t xml:space="preserve">  - Business Plan / sources-and-uses reflecting the dual-debt (SBA + subordinate bank loan) structure (Rev 5.00)</w:t>
       </w:r>
     </w:p>
     <w:p>

--- a/sba_application/11_lender_credit_memo/Lender_Credit_Memo_EXEC_SUMMARY.docx
+++ b/sba_application/11_lender_credit_memo/Lender_Credit_Memo_EXEC_SUMMARY.docx
@@ -350,7 +350,7 @@
               <w:rPr>
                 <w:sz w:val="19"/>
               </w:rPr>
-              <w:t>Geoff Schackmann (PG); Adeline &amp; Lilah, LLC (39.9% entity guaranty); Hickory Hospice LLC (corporate guaranty + lien)</w:t>
+              <w:t>Geoff Schackmann (PG; sole 39.9% direct owner); Hickory Hospice LLC (corporate guaranty + lien)</w:t>
             </w:r>
           </w:p>
         </w:tc>
@@ -413,7 +413,7 @@
           <w:i w:val="0"/>
           <w:sz w:val="21"/>
         </w:rPr>
-        <w:t>2. Experienced multi-hospice operator. The Managing Member has operated Medicare-certified hospice agencies across multiple states with documented census growth from sub-30 to 100+ ADC under existing provider numbers, plus prior CHOW transactions with successful post-close enrollment and integration.</w:t>
+        <w:t>2. Experienced multi-hospice operator. The Manager has operated Medicare-certified hospice agencies across multiple states with documented census growth from sub-30 to 100+ ADC under existing provider numbers, plus prior CHOW transactions with successful post-close enrollment and integration.</w:t>
       </w:r>
     </w:p>
     <w:p>
@@ -604,7 +604,7 @@
               <w:rPr>
                 <w:sz w:val="19"/>
               </w:rPr>
-              <w:t>Four-person leadership team (Managing Member, ED, DON, BD Director); 25+ year East-Texas BD relationships are institutional</w:t>
+              <w:t>Four-person leadership team (Manager, ED, DON, BD Director); 25+ year East-Texas BD relationships are institutional</w:t>
             </w:r>
           </w:p>
         </w:tc>
@@ -707,7 +707,7 @@
           <w:i w:val="0"/>
           <w:sz w:val="21"/>
         </w:rPr>
-        <w:t xml:space="preserve">  - Corporate guaranty of Hickory Hospice LLC + lien on its assets/receivables; entity guaranty of Adeline &amp; Lilah, LLC</w:t>
+        <w:t xml:space="preserve">  - Corporate guaranty of Hickory Hospice LLC + lien on its assets/receivables; personal guaranty of Geoff Schackmann (sole 39.9% owner) + spousal/community-property consent of Mary Elizabeth Burcham</w:t>
       </w:r>
     </w:p>
     <w:p>
